--- a/book/v2/isbn/2_목차.docx
+++ b/book/v2/isbn/2_목차.docx
@@ -31,7 +31,7 @@
           <w:b w:val="false"/>
           <w:bCs w:val="false"/>
         </w:rPr>
-        <w:t xml:space="preserve">지은이: 이형근 · 정인호  |  발행처: 에이에스씨  |  판형: 신국판(152×225mm), 210쪽</w:t>
+        <w:t xml:space="preserve">지은이: 이형근 · 정인호 · 송무준  |  발행처: 에이에스씨  |  판형: 신국판(152×225mm), 214쪽</w:t>
       </w:r>
     </w:p>
     <w:p>

--- a/book/v2/isbn/2_목차.docx
+++ b/book/v2/isbn/2_목차.docx
@@ -31,7 +31,7 @@
           <w:b w:val="false"/>
           <w:bCs w:val="false"/>
         </w:rPr>
-        <w:t xml:space="preserve">지은이: 이형근 · 정인호 · 송무준  |  발행처: 에이에스씨  |  판형: 신국판(152×225mm), 214쪽</w:t>
+        <w:t xml:space="preserve">지은이: 이형근 · 정인호 · 송무준  |  발행처: 에이에스씨  |  판형: 신국판(152×225mm), 216쪽</w:t>
       </w:r>
     </w:p>
     <w:p>
@@ -279,7 +279,7 @@
         <w:pStyle w:val="Heading2"/>
       </w:pPr>
       <w:r>
-        <w:t xml:space="preserve">제3부. 온톨로지 메커니즘으로 완성하는 AX — JEDAIX 방법론과 성공사례</w:t>
+        <w:t xml:space="preserve">제3부. 온톨로지 메커니즘으로 완성하는 AX — 온톨로지-지식그래프 변환기와 성공사례</w:t>
       </w:r>
     </w:p>
     <w:p>
@@ -303,7 +303,7 @@
           <w:b w:val="false"/>
           <w:bCs w:val="false"/>
         </w:rPr>
-        <w:t xml:space="preserve">  제19장. JEDAIX 온톨로지 — 말이 시스템이 되는 길</w:t>
+        <w:t xml:space="preserve">  제19장. 온톨로지-지식그래프 온톨로지 — 말이 시스템이 되는 길</w:t>
       </w:r>
     </w:p>
     <w:p>

--- a/book/v2/isbn/2_목차.docx
+++ b/book/v2/isbn/2_목차.docx
@@ -31,7 +31,7 @@
           <w:b w:val="false"/>
           <w:bCs w:val="false"/>
         </w:rPr>
-        <w:t xml:space="preserve">지은이: 이형근 · 정인호 · 송무준  |  발행처: 에이에스씨  |  판형: 신국판(152×225mm), 216쪽</w:t>
+        <w:t xml:space="preserve">지은이: 이형근 · 정인호 · 송무준  |  발행처: 에이에스씨  |  판형: 신국판(152×225mm), 210쪽</w:t>
       </w:r>
     </w:p>
     <w:p>
@@ -303,7 +303,7 @@
           <w:b w:val="false"/>
           <w:bCs w:val="false"/>
         </w:rPr>
-        <w:t xml:space="preserve">  제19장. 온톨로지-지식그래프 온톨로지 — 말이 시스템이 되는 길</w:t>
+        <w:t xml:space="preserve">  제19장. 온톨로지-지식그래프 — 말이 시스템이 되는 길</w:t>
       </w:r>
     </w:p>
     <w:p>

--- a/book/v2/isbn/2_목차.docx
+++ b/book/v2/isbn/2_목차.docx
@@ -259,7 +259,7 @@
           <w:b w:val="false"/>
           <w:bCs w:val="false"/>
         </w:rPr>
-        <w:t xml:space="preserve">  제16장. 확장 부스터: 서드브레인 아키텍처 구축</w:t>
+        <w:t xml:space="preserve">  제16장. 확장 부스터: 지식그래프 아키텍처 구축</w:t>
       </w:r>
     </w:p>
     <w:p>
